--- a/examples/patterns/doc/README.docx
+++ b/examples/patterns/doc/README.docx
@@ -16,43 +16,7 @@
         <w:pStyle w:val="FirstParagraph"/>
       </w:pPr>
       <w:r>
-        <w:t xml:space="preserve">This section introduces pattern mining as a family of descriptive learners that discover structure directly from co-occurrence data. The didactic emphasis is different from classification and regression: there is no target to predict, but there is still a stable Experiment Line built around</w:t>
-      </w:r>
-      <w:r>
-        <w:t xml:space="preserve"> </w:t>
-      </w:r>
-      <w:r>
-        <w:rPr>
-          <w:rStyle w:val="VerbatimChar"/>
-        </w:rPr>
-        <w:t xml:space="preserve">fit()</w:t>
-      </w:r>
-      <w:r>
-        <w:t xml:space="preserve">,</w:t>
-      </w:r>
-      <w:r>
-        <w:t xml:space="preserve"> </w:t>
-      </w:r>
-      <w:r>
-        <w:rPr>
-          <w:rStyle w:val="VerbatimChar"/>
-        </w:rPr>
-        <w:t xml:space="preserve">discover()</w:t>
-      </w:r>
-      <w:r>
-        <w:t xml:space="preserve">, and</w:t>
-      </w:r>
-      <w:r>
-        <w:t xml:space="preserve"> </w:t>
-      </w:r>
-      <w:r>
-        <w:rPr>
-          <w:rStyle w:val="VerbatimChar"/>
-        </w:rPr>
-        <w:t xml:space="preserve">evaluate()</w:t>
-      </w:r>
-      <w:r>
-        <w:t xml:space="preserve">.</w:t>
+        <w:t xml:space="preserve">This section introduces pattern mining as a family of descriptive learners that discover structure directly from co-occurrence data. The numbering now leaves semantic gaps because association rules, itemsets, and sequential patterns are related but conceptually distinct mining tasks.</w:t>
       </w:r>
     </w:p>
     <w:p>
@@ -60,7 +24,7 @@
         <w:pStyle w:val="BodyText"/>
       </w:pPr>
       <w:r>
-        <w:t xml:space="preserve">For learners, the key question here is: how do we configure the search space, filter the discovered patterns, and summarize their quality in a reproducible way?</w:t>
+        <w:t xml:space="preserve">The didactic question here is different from classification and regression: how do we configure the search space, constrain the discovered patterns, and summarize their quality in a reproducible way?</w:t>
       </w:r>
     </w:p>
     <w:bookmarkStart w:id="10" w:name="association-rules"/>
@@ -77,7 +41,7 @@
         <w:pStyle w:val="FirstParagraph"/>
       </w:pPr>
       <w:r>
-        <w:t xml:space="preserve">Start with association rules, where the user can constrain left-hand side, right-hand side, and quality thresholds through object properties.</w:t>
+        <w:t xml:space="preserve">Start here if you want directional patterns with left-hand side and right-hand side interpretation.</w:t>
       </w:r>
     </w:p>
     <w:p>
@@ -130,7 +94,7 @@
         <w:pStyle w:val="FirstParagraph"/>
       </w:pPr>
       <w:r>
-        <w:t xml:space="preserve">Move next to itemset discovery, where the focus is on which items frequently appear together rather than directional rules.</w:t>
+        <w:t xml:space="preserve">Move next to itemset discovery, where the focus is on what appears together rather than on directional implication.</w:t>
       </w:r>
     </w:p>
     <w:p>
@@ -146,7 +110,7 @@
           <w:rPr>
             <w:rStyle w:val="Hyperlink"/>
           </w:rPr>
-          <w:t xml:space="preserve">02-eclat-itemsets.md</w:t>
+          <w:t xml:space="preserve">10-eclat-itemsets.md</w:t>
         </w:r>
       </w:hyperlink>
       <w:r>
@@ -165,7 +129,7 @@
         <w:t xml:space="preserve">pat_eclat</w:t>
       </w:r>
       <w:r>
-        <w:t xml:space="preserve">: mines frequent itemsets and shows how include/exclude filters and quality summaries guide interpretation.</w:t>
+        <w:t xml:space="preserve">: mines frequent itemsets and shows how include/exclude filters guide interpretation.</w:t>
       </w:r>
     </w:p>
     <w:bookmarkEnd w:id="12"/>
@@ -183,7 +147,7 @@
         <w:pStyle w:val="FirstParagraph"/>
       </w:pPr>
       <w:r>
-        <w:t xml:space="preserve">Finish with sequences, where order matters and the interpretation shifts from co-occurrence to recurring temporal/event structure.</w:t>
+        <w:t xml:space="preserve">Finish with sequence mining, where order matters and the interpretation shifts from co-occurrence to recurring event structure.</w:t>
       </w:r>
     </w:p>
     <w:p>
@@ -199,7 +163,7 @@
           <w:rPr>
             <w:rStyle w:val="Hyperlink"/>
           </w:rPr>
-          <w:t xml:space="preserve">03-cspade-sequences.md</w:t>
+          <w:t xml:space="preserve">20-cspade-sequences.md</w:t>
         </w:r>
       </w:hyperlink>
       <w:r>
@@ -218,7 +182,7 @@
         <w:t xml:space="preserve">pat_cspade</w:t>
       </w:r>
       <w:r>
-        <w:t xml:space="preserve">: mines sequential patterns and evaluates them through support, pattern count, and sequence length summaries.</w:t>
+        <w:t xml:space="preserve">: mines sequential patterns and evaluates them through support and sequence summaries.</w:t>
       </w:r>
     </w:p>
     <w:bookmarkEnd w:id="14"/>

--- a/examples/patterns/doc/README.docx
+++ b/examples/patterns/doc/README.docx
@@ -76,17 +76,26 @@
         <w:t xml:space="preserve">pat_apriori</w:t>
       </w:r>
       <w:r>
-        <w:t xml:space="preserve">: discovers association rules and evaluates them with support, confidence, lift, and retained-pattern summaries.</w:t>
+        <w:t xml:space="preserve">: directional rules with a fixed consequent (</w:t>
+      </w:r>
+      <w:r>
+        <w:rPr>
+          <w:rStyle w:val="VerbatimChar"/>
+        </w:rPr>
+        <w:t xml:space="preserve">rhs</w:t>
+      </w:r>
+      <w:r>
+        <w:t xml:space="preserve">) and explicit filtering by confidence and lift.</w:t>
       </w:r>
     </w:p>
     <w:bookmarkEnd w:id="10"/>
-    <w:bookmarkStart w:id="12" w:name="frequent-itemsets"/>
+    <w:bookmarkStart w:id="12" w:name="filtering-and-constraints"/>
     <w:p>
       <w:pPr>
         <w:pStyle w:val="Heading2"/>
       </w:pPr>
       <w:r>
-        <w:t xml:space="preserve">Frequent Itemsets</w:t>
+        <w:t xml:space="preserve">Filtering and Constraints</w:t>
       </w:r>
     </w:p>
     <w:p>
@@ -94,7 +103,7 @@
         <w:pStyle w:val="FirstParagraph"/>
       </w:pPr>
       <w:r>
-        <w:t xml:space="preserve">Move next to itemset discovery, where the focus is on what appears together rather than on directional implication.</w:t>
+        <w:t xml:space="preserve">Before sequence mining, it helps to separate two kinds of intelligence: directional rules and filtered co-occurrence structures.</w:t>
       </w:r>
     </w:p>
     <w:p>
@@ -129,7 +138,31 @@
         <w:t xml:space="preserve">pat_eclat</w:t>
       </w:r>
       <w:r>
-        <w:t xml:space="preserve">: mines frequent itemsets and shows how include/exclude filters guide interpretation.</w:t>
+        <w:t xml:space="preserve">: itemset mining with</w:t>
+      </w:r>
+      <w:r>
+        <w:t xml:space="preserve"> </w:t>
+      </w:r>
+      <w:r>
+        <w:rPr>
+          <w:rStyle w:val="VerbatimChar"/>
+        </w:rPr>
+        <w:t xml:space="preserve">include</w:t>
+      </w:r>
+      <w:r>
+        <w:t xml:space="preserve">,</w:t>
+      </w:r>
+      <w:r>
+        <w:t xml:space="preserve"> </w:t>
+      </w:r>
+      <w:r>
+        <w:rPr>
+          <w:rStyle w:val="VerbatimChar"/>
+        </w:rPr>
+        <w:t xml:space="preserve">exclude</w:t>
+      </w:r>
+      <w:r>
+        <w:t xml:space="preserve">, and post-mining support filtering.</w:t>
       </w:r>
     </w:p>
     <w:bookmarkEnd w:id="12"/>
